--- a/airport.docx
+++ b/airport.docx
@@ -3,12 +3,1922 @@
 <w:document xmlns:wpc="http://schemas.microsoft.com/office/word/2010/wordprocessingCanvas" xmlns:cx="http://schemas.microsoft.com/office/drawing/2014/chartex" xmlns:cx1="http://schemas.microsoft.com/office/drawing/2015/9/8/chartex" xmlns:cx2="http://schemas.microsoft.com/office/drawing/2015/10/21/chartex" xmlns:cx3="http://schemas.microsoft.com/office/drawing/2016/5/9/chartex" xmlns:cx4="http://schemas.microsoft.com/office/drawing/2016/5/10/chartex" xmlns:cx5="http://schemas.microsoft.com/office/drawing/2016/5/11/chartex" xmlns:cx6="http://schemas.microsoft.com/office/drawing/2016/5/12/chartex" xmlns:cx7="http://schemas.microsoft.com/office/drawing/2016/5/13/chartex" xmlns:cx8="http://schemas.microsoft.com/office/drawing/2016/5/14/chartex" xmlns:mc="http://schemas.openxmlformats.org/markup-compatibility/2006" xmlns:aink="http://schemas.microsoft.com/office/drawing/2016/ink" xmlns:am3d="http://schemas.microsoft.com/office/drawing/2017/model3d" xmlns:o="urn:schemas-microsoft-com:office:office" xmlns:oel="http://schemas.microsoft.com/office/2019/extlst" xmlns:r="http://schemas.openxmlformats.org/officeDocument/2006/relationships" xmlns:m="http://schemas.openxmlformats.org/officeDocument/2006/math" xmlns:v="urn:schemas-microsoft-com:vml" xmlns:wp14="http://schemas.microsoft.com/office/word/2010/wordprocessingDrawing" xmlns:wp="http://schemas.openxmlformats.org/drawingml/2006/wordprocessingDrawing" xmlns:w10="urn:schemas-microsoft-com:office:word" xmlns:w="http://schemas.openxmlformats.org/wordprocessingml/2006/main" xmlns:w14="http://schemas.microsoft.com/office/word/2010/wordml" xmlns:w15="http://schemas.microsoft.com/office/word/2012/wordml" xmlns:w16cex="http://schemas.microsoft.com/office/word/2018/wordml/cex" xmlns:w16cid="http://schemas.microsoft.com/office/word/2016/wordml/cid" xmlns:w16="http://schemas.microsoft.com/office/word/2018/wordml" xmlns:w16du="http://schemas.microsoft.com/office/word/2023/wordml/word16du" xmlns:w16sdtdh="http://schemas.microsoft.com/office/word/2020/wordml/sdtdatahash" xmlns:w16sdtfl="http://schemas.microsoft.com/office/word/2024/wordml/sdtformatlock" xmlns:w16se="http://schemas.microsoft.com/office/word/2015/wordml/symex" xmlns:wpg="http://schemas.microsoft.com/office/word/2010/wordprocessingGroup" xmlns:wpi="http://schemas.microsoft.com/office/word/2010/wordprocessingInk" xmlns:wne="http://schemas.microsoft.com/office/word/2006/wordml" xmlns:wps="http://schemas.microsoft.com/office/word/2010/wordprocessingShape" mc:Ignorable="w14 w15 w16se w16cid w16 w16cex w16sdtdh w16sdtfl w16du wp14">
   <w:body>
     <w:p>
-      <w:r>
+      <w:pPr>
+        <w:rPr>
+          <w:lang w:val="ru-KZ"/>
+        </w:rPr>
+      </w:pPr>
+      <w:r>
+        <w:rPr>
+          <w:lang w:val="ru-KZ"/>
+        </w:rPr>
+        <w:t xml:space="preserve">The ER </w:t>
+      </w:r>
+      <w:proofErr w:type="spellStart"/>
+      <w:r>
+        <w:rPr>
+          <w:lang w:val="ru-KZ"/>
+        </w:rPr>
+        <w:t>diagram</w:t>
+      </w:r>
+      <w:proofErr w:type="spellEnd"/>
+      <w:r>
+        <w:rPr>
+          <w:lang w:val="ru-KZ"/>
+        </w:rPr>
+        <w:t xml:space="preserve"> </w:t>
+      </w:r>
+      <w:proofErr w:type="spellStart"/>
+      <w:r>
+        <w:rPr>
+          <w:lang w:val="ru-KZ"/>
+        </w:rPr>
+        <w:t>represents</w:t>
+      </w:r>
+      <w:proofErr w:type="spellEnd"/>
+      <w:r>
+        <w:rPr>
+          <w:lang w:val="ru-KZ"/>
+        </w:rPr>
+        <w:t xml:space="preserve"> </w:t>
+      </w:r>
+      <w:proofErr w:type="spellStart"/>
+      <w:r>
+        <w:rPr>
+          <w:lang w:val="ru-KZ"/>
+        </w:rPr>
+        <w:t>an</w:t>
+      </w:r>
+      <w:proofErr w:type="spellEnd"/>
+      <w:r>
+        <w:rPr>
+          <w:lang w:val="ru-KZ"/>
+        </w:rPr>
+        <w:t xml:space="preserve"> International </w:t>
+      </w:r>
+      <w:proofErr w:type="spellStart"/>
+      <w:r>
+        <w:rPr>
+          <w:lang w:val="ru-KZ"/>
+        </w:rPr>
+        <w:t>Airport</w:t>
+      </w:r>
+      <w:proofErr w:type="spellEnd"/>
+      <w:r>
+        <w:rPr>
+          <w:lang w:val="ru-KZ"/>
+        </w:rPr>
+        <w:t xml:space="preserve"> Database. The </w:t>
+      </w:r>
+      <w:proofErr w:type="spellStart"/>
+      <w:r>
+        <w:rPr>
+          <w:lang w:val="ru-KZ"/>
+        </w:rPr>
+        <w:t>database</w:t>
+      </w:r>
+      <w:proofErr w:type="spellEnd"/>
+      <w:r>
+        <w:rPr>
+          <w:lang w:val="ru-KZ"/>
+        </w:rPr>
+        <w:t xml:space="preserve"> </w:t>
+      </w:r>
+      <w:proofErr w:type="spellStart"/>
+      <w:r>
+        <w:rPr>
+          <w:lang w:val="ru-KZ"/>
+        </w:rPr>
+        <w:t>is</w:t>
+      </w:r>
+      <w:proofErr w:type="spellEnd"/>
+      <w:r>
+        <w:rPr>
+          <w:lang w:val="ru-KZ"/>
+        </w:rPr>
+        <w:t xml:space="preserve"> </w:t>
+      </w:r>
+      <w:proofErr w:type="spellStart"/>
+      <w:r>
+        <w:rPr>
+          <w:lang w:val="ru-KZ"/>
+        </w:rPr>
+        <w:t>designed</w:t>
+      </w:r>
+      <w:proofErr w:type="spellEnd"/>
+      <w:r>
+        <w:rPr>
+          <w:lang w:val="ru-KZ"/>
+        </w:rPr>
+        <w:t xml:space="preserve"> </w:t>
+      </w:r>
+      <w:proofErr w:type="spellStart"/>
+      <w:r>
+        <w:rPr>
+          <w:lang w:val="ru-KZ"/>
+        </w:rPr>
+        <w:t>to</w:t>
+      </w:r>
+      <w:proofErr w:type="spellEnd"/>
+      <w:r>
+        <w:rPr>
+          <w:lang w:val="ru-KZ"/>
+        </w:rPr>
+        <w:t xml:space="preserve"> </w:t>
+      </w:r>
+      <w:proofErr w:type="spellStart"/>
+      <w:r>
+        <w:rPr>
+          <w:lang w:val="ru-KZ"/>
+        </w:rPr>
+        <w:t>manage</w:t>
+      </w:r>
+      <w:proofErr w:type="spellEnd"/>
+      <w:r>
+        <w:rPr>
+          <w:lang w:val="ru-KZ"/>
+        </w:rPr>
+        <w:t xml:space="preserve"> </w:t>
+      </w:r>
+      <w:proofErr w:type="spellStart"/>
+      <w:r>
+        <w:rPr>
+          <w:lang w:val="ru-KZ"/>
+        </w:rPr>
+        <w:t>information</w:t>
+      </w:r>
+      <w:proofErr w:type="spellEnd"/>
+      <w:r>
+        <w:rPr>
+          <w:lang w:val="ru-KZ"/>
+        </w:rPr>
+        <w:t xml:space="preserve"> </w:t>
+      </w:r>
+      <w:proofErr w:type="spellStart"/>
+      <w:r>
+        <w:rPr>
+          <w:lang w:val="ru-KZ"/>
+        </w:rPr>
+        <w:t>about</w:t>
+      </w:r>
+      <w:proofErr w:type="spellEnd"/>
+      <w:r>
+        <w:rPr>
+          <w:lang w:val="ru-KZ"/>
+        </w:rPr>
+        <w:t xml:space="preserve"> </w:t>
+      </w:r>
+      <w:proofErr w:type="spellStart"/>
+      <w:r>
+        <w:rPr>
+          <w:lang w:val="ru-KZ"/>
+        </w:rPr>
+        <w:t>airports</w:t>
+      </w:r>
+      <w:proofErr w:type="spellEnd"/>
+      <w:r>
+        <w:rPr>
+          <w:lang w:val="ru-KZ"/>
+        </w:rPr>
+        <w:t xml:space="preserve">, </w:t>
+      </w:r>
+      <w:proofErr w:type="spellStart"/>
+      <w:r>
+        <w:rPr>
+          <w:lang w:val="ru-KZ"/>
+        </w:rPr>
+        <w:t>airlines</w:t>
+      </w:r>
+      <w:proofErr w:type="spellEnd"/>
+      <w:r>
+        <w:rPr>
+          <w:lang w:val="ru-KZ"/>
+        </w:rPr>
+        <w:t xml:space="preserve">, </w:t>
+      </w:r>
+      <w:proofErr w:type="spellStart"/>
+      <w:r>
+        <w:rPr>
+          <w:lang w:val="ru-KZ"/>
+        </w:rPr>
+        <w:t>flights</w:t>
+      </w:r>
+      <w:proofErr w:type="spellEnd"/>
+      <w:r>
+        <w:rPr>
+          <w:lang w:val="ru-KZ"/>
+        </w:rPr>
+        <w:t xml:space="preserve">, </w:t>
+      </w:r>
+      <w:proofErr w:type="spellStart"/>
+      <w:r>
+        <w:rPr>
+          <w:lang w:val="ru-KZ"/>
+        </w:rPr>
+        <w:t>passengers</w:t>
+      </w:r>
+      <w:proofErr w:type="spellEnd"/>
+      <w:r>
+        <w:rPr>
+          <w:lang w:val="ru-KZ"/>
+        </w:rPr>
+        <w:t xml:space="preserve">, </w:t>
+      </w:r>
+      <w:proofErr w:type="spellStart"/>
+      <w:r>
+        <w:rPr>
+          <w:lang w:val="ru-KZ"/>
+        </w:rPr>
+        <w:t>bookings</w:t>
+      </w:r>
+      <w:proofErr w:type="spellEnd"/>
+      <w:r>
+        <w:rPr>
+          <w:lang w:val="ru-KZ"/>
+        </w:rPr>
+        <w:t xml:space="preserve">, </w:t>
+      </w:r>
+      <w:proofErr w:type="spellStart"/>
+      <w:r>
+        <w:rPr>
+          <w:lang w:val="ru-KZ"/>
+        </w:rPr>
+        <w:t>baggage</w:t>
+      </w:r>
+      <w:proofErr w:type="spellEnd"/>
+      <w:r>
+        <w:rPr>
+          <w:lang w:val="ru-KZ"/>
+        </w:rPr>
+        <w:t xml:space="preserve"> </w:t>
+      </w:r>
+      <w:proofErr w:type="spellStart"/>
+      <w:r>
+        <w:rPr>
+          <w:lang w:val="ru-KZ"/>
+        </w:rPr>
+        <w:t>and</w:t>
+      </w:r>
+      <w:proofErr w:type="spellEnd"/>
+      <w:r>
+        <w:rPr>
+          <w:lang w:val="ru-KZ"/>
+        </w:rPr>
+        <w:t xml:space="preserve"> </w:t>
+      </w:r>
+      <w:proofErr w:type="spellStart"/>
+      <w:r>
+        <w:rPr>
+          <w:lang w:val="ru-KZ"/>
+        </w:rPr>
+        <w:t>security</w:t>
+      </w:r>
+      <w:proofErr w:type="spellEnd"/>
+      <w:r>
+        <w:rPr>
+          <w:lang w:val="ru-KZ"/>
+        </w:rPr>
+        <w:t xml:space="preserve"> </w:t>
+      </w:r>
+      <w:proofErr w:type="spellStart"/>
+      <w:r>
+        <w:rPr>
+          <w:lang w:val="ru-KZ"/>
+        </w:rPr>
+        <w:t>checks</w:t>
+      </w:r>
+      <w:proofErr w:type="spellEnd"/>
+      <w:r>
+        <w:rPr>
+          <w:lang w:val="ru-KZ"/>
+        </w:rPr>
+        <w:t>.</w:t>
+      </w:r>
+    </w:p>
+    <w:p>
+      <w:pPr>
+        <w:rPr>
+          <w:lang w:val="ru-KZ"/>
+        </w:rPr>
+      </w:pPr>
+      <w:r>
+        <w:rPr>
+          <w:lang w:val="ru-KZ"/>
+        </w:rPr>
+        <w:t xml:space="preserve">The </w:t>
+      </w:r>
+      <w:proofErr w:type="spellStart"/>
+      <w:r>
+        <w:rPr>
+          <w:lang w:val="ru-KZ"/>
+        </w:rPr>
+        <w:t>main</w:t>
+      </w:r>
+      <w:proofErr w:type="spellEnd"/>
+      <w:r>
+        <w:rPr>
+          <w:lang w:val="ru-KZ"/>
+        </w:rPr>
+        <w:t xml:space="preserve"> </w:t>
+      </w:r>
+      <w:proofErr w:type="spellStart"/>
+      <w:r>
+        <w:rPr>
+          <w:lang w:val="ru-KZ"/>
+        </w:rPr>
+        <w:t>entities</w:t>
+      </w:r>
+      <w:proofErr w:type="spellEnd"/>
+      <w:r>
+        <w:rPr>
+          <w:lang w:val="ru-KZ"/>
+        </w:rPr>
+        <w:t xml:space="preserve"> </w:t>
+      </w:r>
+      <w:proofErr w:type="spellStart"/>
+      <w:r>
+        <w:rPr>
+          <w:lang w:val="ru-KZ"/>
+        </w:rPr>
+        <w:t>are</w:t>
+      </w:r>
+      <w:proofErr w:type="spellEnd"/>
+      <w:r>
+        <w:rPr>
+          <w:lang w:val="ru-KZ"/>
+        </w:rPr>
+        <w:t xml:space="preserve"> </w:t>
+      </w:r>
+      <w:r>
+        <w:rPr>
+          <w:b/>
+          <w:bCs/>
+          <w:lang w:val="ru-KZ"/>
+        </w:rPr>
+        <w:t xml:space="preserve">AIRPORT, AIRLINE, FLIGHT, PASSENGER, BOOKING, BOOKING_CHANGE, BOARDING_PASS, BAGGAGE, BAGGAGE_CHECK </w:t>
+      </w:r>
+      <w:proofErr w:type="spellStart"/>
+      <w:r>
+        <w:rPr>
+          <w:b/>
+          <w:bCs/>
+          <w:lang w:val="ru-KZ"/>
+        </w:rPr>
+        <w:t>and</w:t>
+      </w:r>
+      <w:proofErr w:type="spellEnd"/>
+      <w:r>
+        <w:rPr>
+          <w:b/>
+          <w:bCs/>
+          <w:lang w:val="ru-KZ"/>
+        </w:rPr>
+        <w:t xml:space="preserve"> SECURITY_CHECK</w:t>
+      </w:r>
+      <w:r>
+        <w:rPr>
+          <w:lang w:val="ru-KZ"/>
+        </w:rPr>
+        <w:t>.</w:t>
+      </w:r>
+    </w:p>
+    <w:p>
+      <w:pPr>
+        <w:rPr>
+          <w:lang w:val="ru-KZ"/>
+        </w:rPr>
+      </w:pPr>
+      <w:proofErr w:type="spellStart"/>
+      <w:r>
+        <w:rPr>
+          <w:lang w:val="ru-KZ"/>
+        </w:rPr>
+        <w:t>Each</w:t>
+      </w:r>
+      <w:proofErr w:type="spellEnd"/>
+      <w:r>
+        <w:rPr>
+          <w:lang w:val="ru-KZ"/>
+        </w:rPr>
+        <w:t xml:space="preserve"> </w:t>
+      </w:r>
+      <w:proofErr w:type="spellStart"/>
+      <w:r>
+        <w:rPr>
+          <w:lang w:val="ru-KZ"/>
+        </w:rPr>
+        <w:t>entity</w:t>
+      </w:r>
+      <w:proofErr w:type="spellEnd"/>
+      <w:r>
+        <w:rPr>
+          <w:lang w:val="ru-KZ"/>
+        </w:rPr>
+        <w:t xml:space="preserve"> </w:t>
+      </w:r>
+      <w:proofErr w:type="spellStart"/>
+      <w:r>
+        <w:rPr>
+          <w:lang w:val="ru-KZ"/>
+        </w:rPr>
+        <w:t>has</w:t>
+      </w:r>
+      <w:proofErr w:type="spellEnd"/>
+      <w:r>
+        <w:rPr>
+          <w:lang w:val="ru-KZ"/>
+        </w:rPr>
+        <w:t xml:space="preserve"> a </w:t>
+      </w:r>
+      <w:proofErr w:type="spellStart"/>
+      <w:r>
+        <w:rPr>
+          <w:lang w:val="ru-KZ"/>
+        </w:rPr>
+        <w:t>primary</w:t>
+      </w:r>
+      <w:proofErr w:type="spellEnd"/>
+      <w:r>
+        <w:rPr>
+          <w:lang w:val="ru-KZ"/>
+        </w:rPr>
+        <w:t xml:space="preserve"> </w:t>
+      </w:r>
+      <w:proofErr w:type="spellStart"/>
+      <w:r>
+        <w:rPr>
+          <w:lang w:val="ru-KZ"/>
+        </w:rPr>
+        <w:t>key</w:t>
+      </w:r>
+      <w:proofErr w:type="spellEnd"/>
+      <w:r>
+        <w:rPr>
+          <w:lang w:val="ru-KZ"/>
+        </w:rPr>
+        <w:t xml:space="preserve"> (PK) </w:t>
+      </w:r>
+      <w:proofErr w:type="spellStart"/>
+      <w:r>
+        <w:rPr>
+          <w:lang w:val="ru-KZ"/>
+        </w:rPr>
+        <w:t>that</w:t>
+      </w:r>
+      <w:proofErr w:type="spellEnd"/>
+      <w:r>
+        <w:rPr>
+          <w:lang w:val="ru-KZ"/>
+        </w:rPr>
+        <w:t xml:space="preserve"> </w:t>
+      </w:r>
+      <w:proofErr w:type="spellStart"/>
+      <w:r>
+        <w:rPr>
+          <w:lang w:val="ru-KZ"/>
+        </w:rPr>
+        <w:t>uniquely</w:t>
+      </w:r>
+      <w:proofErr w:type="spellEnd"/>
+      <w:r>
+        <w:rPr>
+          <w:lang w:val="ru-KZ"/>
+        </w:rPr>
+        <w:t xml:space="preserve"> </w:t>
+      </w:r>
+      <w:proofErr w:type="spellStart"/>
+      <w:r>
+        <w:rPr>
+          <w:lang w:val="ru-KZ"/>
+        </w:rPr>
+        <w:t>identifies</w:t>
+      </w:r>
+      <w:proofErr w:type="spellEnd"/>
+      <w:r>
+        <w:rPr>
+          <w:lang w:val="ru-KZ"/>
+        </w:rPr>
+        <w:t xml:space="preserve"> </w:t>
+      </w:r>
+      <w:proofErr w:type="spellStart"/>
+      <w:r>
+        <w:rPr>
+          <w:lang w:val="ru-KZ"/>
+        </w:rPr>
+        <w:t>each</w:t>
+      </w:r>
+      <w:proofErr w:type="spellEnd"/>
+      <w:r>
+        <w:rPr>
+          <w:lang w:val="ru-KZ"/>
+        </w:rPr>
+        <w:t xml:space="preserve"> </w:t>
+      </w:r>
+      <w:proofErr w:type="spellStart"/>
+      <w:r>
+        <w:rPr>
+          <w:lang w:val="ru-KZ"/>
+        </w:rPr>
+        <w:t>record</w:t>
+      </w:r>
+      <w:proofErr w:type="spellEnd"/>
+      <w:r>
+        <w:rPr>
+          <w:lang w:val="ru-KZ"/>
+        </w:rPr>
+        <w:t xml:space="preserve">. Foreign </w:t>
+      </w:r>
+      <w:proofErr w:type="spellStart"/>
+      <w:r>
+        <w:rPr>
+          <w:lang w:val="ru-KZ"/>
+        </w:rPr>
+        <w:t>keys</w:t>
+      </w:r>
+      <w:proofErr w:type="spellEnd"/>
+      <w:r>
+        <w:rPr>
+          <w:lang w:val="ru-KZ"/>
+        </w:rPr>
+        <w:t xml:space="preserve"> (FK) </w:t>
+      </w:r>
+      <w:proofErr w:type="spellStart"/>
+      <w:r>
+        <w:rPr>
+          <w:lang w:val="ru-KZ"/>
+        </w:rPr>
+        <w:t>are</w:t>
+      </w:r>
+      <w:proofErr w:type="spellEnd"/>
+      <w:r>
+        <w:rPr>
+          <w:lang w:val="ru-KZ"/>
+        </w:rPr>
+        <w:t xml:space="preserve"> </w:t>
+      </w:r>
+      <w:proofErr w:type="spellStart"/>
+      <w:r>
+        <w:rPr>
+          <w:lang w:val="ru-KZ"/>
+        </w:rPr>
+        <w:t>used</w:t>
+      </w:r>
+      <w:proofErr w:type="spellEnd"/>
+      <w:r>
+        <w:rPr>
+          <w:lang w:val="ru-KZ"/>
+        </w:rPr>
+        <w:t xml:space="preserve"> </w:t>
+      </w:r>
+      <w:proofErr w:type="spellStart"/>
+      <w:r>
+        <w:rPr>
+          <w:lang w:val="ru-KZ"/>
+        </w:rPr>
+        <w:t>to</w:t>
+      </w:r>
+      <w:proofErr w:type="spellEnd"/>
+      <w:r>
+        <w:rPr>
+          <w:lang w:val="ru-KZ"/>
+        </w:rPr>
+        <w:t xml:space="preserve"> </w:t>
+      </w:r>
+      <w:proofErr w:type="spellStart"/>
+      <w:r>
+        <w:rPr>
+          <w:lang w:val="ru-KZ"/>
+        </w:rPr>
+        <w:t>connect</w:t>
+      </w:r>
+      <w:proofErr w:type="spellEnd"/>
+      <w:r>
+        <w:rPr>
+          <w:lang w:val="ru-KZ"/>
+        </w:rPr>
+        <w:t xml:space="preserve"> </w:t>
+      </w:r>
+      <w:proofErr w:type="spellStart"/>
+      <w:r>
+        <w:rPr>
+          <w:lang w:val="ru-KZ"/>
+        </w:rPr>
+        <w:t>related</w:t>
+      </w:r>
+      <w:proofErr w:type="spellEnd"/>
+      <w:r>
+        <w:rPr>
+          <w:lang w:val="ru-KZ"/>
+        </w:rPr>
+        <w:t xml:space="preserve"> </w:t>
+      </w:r>
+      <w:proofErr w:type="spellStart"/>
+      <w:r>
+        <w:rPr>
+          <w:lang w:val="ru-KZ"/>
+        </w:rPr>
+        <w:t>entities</w:t>
+      </w:r>
+      <w:proofErr w:type="spellEnd"/>
+      <w:r>
+        <w:rPr>
+          <w:lang w:val="ru-KZ"/>
+        </w:rPr>
+        <w:t xml:space="preserve">. For </w:t>
+      </w:r>
+      <w:proofErr w:type="spellStart"/>
+      <w:r>
+        <w:rPr>
+          <w:lang w:val="ru-KZ"/>
+        </w:rPr>
+        <w:t>example</w:t>
+      </w:r>
+      <w:proofErr w:type="spellEnd"/>
+      <w:r>
+        <w:rPr>
+          <w:lang w:val="ru-KZ"/>
+        </w:rPr>
+        <w:t xml:space="preserve">, </w:t>
+      </w:r>
+      <w:proofErr w:type="spellStart"/>
+      <w:r>
+        <w:rPr>
+          <w:lang w:val="ru-KZ"/>
+        </w:rPr>
+        <w:t>the</w:t>
+      </w:r>
+      <w:proofErr w:type="spellEnd"/>
+      <w:r>
+        <w:rPr>
+          <w:lang w:val="ru-KZ"/>
+        </w:rPr>
+        <w:t xml:space="preserve"> FLIGHT </w:t>
+      </w:r>
+      <w:proofErr w:type="spellStart"/>
+      <w:r>
+        <w:rPr>
+          <w:lang w:val="ru-KZ"/>
+        </w:rPr>
+        <w:t>table</w:t>
+      </w:r>
+      <w:proofErr w:type="spellEnd"/>
+      <w:r>
+        <w:rPr>
+          <w:lang w:val="ru-KZ"/>
+        </w:rPr>
+        <w:t xml:space="preserve"> </w:t>
+      </w:r>
+      <w:proofErr w:type="spellStart"/>
+      <w:r>
+        <w:rPr>
+          <w:lang w:val="ru-KZ"/>
+        </w:rPr>
+        <w:t>contains</w:t>
+      </w:r>
+      <w:proofErr w:type="spellEnd"/>
+      <w:r>
+        <w:rPr>
+          <w:lang w:val="ru-KZ"/>
+        </w:rPr>
+        <w:t xml:space="preserve"> </w:t>
+      </w:r>
+      <w:proofErr w:type="spellStart"/>
+      <w:r>
+        <w:rPr>
+          <w:lang w:val="ru-KZ"/>
+        </w:rPr>
+        <w:t>airline_id</w:t>
+      </w:r>
+      <w:proofErr w:type="spellEnd"/>
+      <w:r>
+        <w:rPr>
+          <w:lang w:val="ru-KZ"/>
+        </w:rPr>
+        <w:t xml:space="preserve">, </w:t>
+      </w:r>
+      <w:proofErr w:type="spellStart"/>
+      <w:r>
+        <w:rPr>
+          <w:lang w:val="ru-KZ"/>
+        </w:rPr>
+        <w:t>departure_airport_id</w:t>
+      </w:r>
+      <w:proofErr w:type="spellEnd"/>
+      <w:r>
+        <w:rPr>
+          <w:lang w:val="ru-KZ"/>
+        </w:rPr>
+        <w:t xml:space="preserve"> </w:t>
+      </w:r>
+      <w:proofErr w:type="spellStart"/>
+      <w:r>
+        <w:rPr>
+          <w:lang w:val="ru-KZ"/>
+        </w:rPr>
+        <w:t>and</w:t>
+      </w:r>
+      <w:proofErr w:type="spellEnd"/>
+      <w:r>
+        <w:rPr>
+          <w:lang w:val="ru-KZ"/>
+        </w:rPr>
+        <w:t xml:space="preserve"> </w:t>
+      </w:r>
+      <w:proofErr w:type="spellStart"/>
+      <w:r>
+        <w:rPr>
+          <w:lang w:val="ru-KZ"/>
+        </w:rPr>
+        <w:t>arrival_airport_id</w:t>
+      </w:r>
+      <w:proofErr w:type="spellEnd"/>
+      <w:r>
+        <w:rPr>
+          <w:lang w:val="ru-KZ"/>
+        </w:rPr>
+        <w:t xml:space="preserve"> </w:t>
+      </w:r>
+      <w:proofErr w:type="spellStart"/>
+      <w:r>
+        <w:rPr>
+          <w:lang w:val="ru-KZ"/>
+        </w:rPr>
+        <w:t>as</w:t>
+      </w:r>
+      <w:proofErr w:type="spellEnd"/>
+      <w:r>
+        <w:rPr>
+          <w:lang w:val="ru-KZ"/>
+        </w:rPr>
+        <w:t xml:space="preserve"> </w:t>
+      </w:r>
+      <w:proofErr w:type="spellStart"/>
+      <w:r>
+        <w:rPr>
+          <w:lang w:val="ru-KZ"/>
+        </w:rPr>
+        <w:t>foreign</w:t>
+      </w:r>
+      <w:proofErr w:type="spellEnd"/>
+      <w:r>
+        <w:rPr>
+          <w:lang w:val="ru-KZ"/>
+        </w:rPr>
+        <w:t xml:space="preserve"> </w:t>
+      </w:r>
+      <w:proofErr w:type="spellStart"/>
+      <w:r>
+        <w:rPr>
+          <w:lang w:val="ru-KZ"/>
+        </w:rPr>
+        <w:t>keys</w:t>
+      </w:r>
+      <w:proofErr w:type="spellEnd"/>
+      <w:r>
+        <w:rPr>
+          <w:lang w:val="ru-KZ"/>
+        </w:rPr>
+        <w:t>.</w:t>
+      </w:r>
+    </w:p>
+    <w:p>
+      <w:pPr>
+        <w:rPr>
+          <w:lang w:val="ru-KZ"/>
+        </w:rPr>
+      </w:pPr>
+      <w:r>
+        <w:rPr>
+          <w:lang w:val="ru-KZ"/>
+        </w:rPr>
+        <w:t xml:space="preserve">The AIRLINE </w:t>
+      </w:r>
+      <w:proofErr w:type="spellStart"/>
+      <w:r>
+        <w:rPr>
+          <w:lang w:val="ru-KZ"/>
+        </w:rPr>
+        <w:t>entity</w:t>
+      </w:r>
+      <w:proofErr w:type="spellEnd"/>
+      <w:r>
+        <w:rPr>
+          <w:lang w:val="ru-KZ"/>
+        </w:rPr>
+        <w:t xml:space="preserve"> </w:t>
+      </w:r>
+      <w:proofErr w:type="spellStart"/>
+      <w:r>
+        <w:rPr>
+          <w:lang w:val="ru-KZ"/>
+        </w:rPr>
+        <w:t>is</w:t>
+      </w:r>
+      <w:proofErr w:type="spellEnd"/>
+      <w:r>
+        <w:rPr>
+          <w:lang w:val="ru-KZ"/>
+        </w:rPr>
+        <w:t xml:space="preserve"> </w:t>
+      </w:r>
+      <w:proofErr w:type="spellStart"/>
+      <w:r>
+        <w:rPr>
+          <w:lang w:val="ru-KZ"/>
+        </w:rPr>
+        <w:t>connected</w:t>
+      </w:r>
+      <w:proofErr w:type="spellEnd"/>
+      <w:r>
+        <w:rPr>
+          <w:lang w:val="ru-KZ"/>
+        </w:rPr>
+        <w:t xml:space="preserve"> </w:t>
+      </w:r>
+      <w:proofErr w:type="spellStart"/>
+      <w:r>
+        <w:rPr>
+          <w:lang w:val="ru-KZ"/>
+        </w:rPr>
+        <w:t>with</w:t>
+      </w:r>
+      <w:proofErr w:type="spellEnd"/>
+      <w:r>
+        <w:rPr>
+          <w:lang w:val="ru-KZ"/>
+        </w:rPr>
+        <w:t xml:space="preserve"> FLIGHT </w:t>
+      </w:r>
+      <w:proofErr w:type="spellStart"/>
+      <w:r>
+        <w:rPr>
+          <w:lang w:val="ru-KZ"/>
+        </w:rPr>
+        <w:t>because</w:t>
+      </w:r>
+      <w:proofErr w:type="spellEnd"/>
+      <w:r>
+        <w:rPr>
+          <w:lang w:val="ru-KZ"/>
+        </w:rPr>
+        <w:t xml:space="preserve"> </w:t>
+      </w:r>
+      <w:proofErr w:type="spellStart"/>
+      <w:r>
+        <w:rPr>
+          <w:lang w:val="ru-KZ"/>
+        </w:rPr>
+        <w:t>one</w:t>
+      </w:r>
+      <w:proofErr w:type="spellEnd"/>
+      <w:r>
+        <w:rPr>
+          <w:lang w:val="ru-KZ"/>
+        </w:rPr>
+        <w:t xml:space="preserve"> </w:t>
+      </w:r>
+      <w:proofErr w:type="spellStart"/>
+      <w:r>
+        <w:rPr>
+          <w:lang w:val="ru-KZ"/>
+        </w:rPr>
+        <w:t>airline</w:t>
+      </w:r>
+      <w:proofErr w:type="spellEnd"/>
+      <w:r>
+        <w:rPr>
+          <w:lang w:val="ru-KZ"/>
+        </w:rPr>
+        <w:t xml:space="preserve"> </w:t>
+      </w:r>
+      <w:proofErr w:type="spellStart"/>
+      <w:r>
+        <w:rPr>
+          <w:lang w:val="ru-KZ"/>
+        </w:rPr>
+        <w:t>can</w:t>
+      </w:r>
+      <w:proofErr w:type="spellEnd"/>
+      <w:r>
+        <w:rPr>
+          <w:lang w:val="ru-KZ"/>
+        </w:rPr>
+        <w:t xml:space="preserve"> </w:t>
+      </w:r>
+      <w:proofErr w:type="spellStart"/>
+      <w:r>
+        <w:rPr>
+          <w:lang w:val="ru-KZ"/>
+        </w:rPr>
+        <w:t>have</w:t>
+      </w:r>
+      <w:proofErr w:type="spellEnd"/>
+      <w:r>
+        <w:rPr>
+          <w:lang w:val="ru-KZ"/>
+        </w:rPr>
+        <w:t xml:space="preserve"> </w:t>
+      </w:r>
+      <w:proofErr w:type="spellStart"/>
+      <w:r>
+        <w:rPr>
+          <w:lang w:val="ru-KZ"/>
+        </w:rPr>
+        <w:t>many</w:t>
+      </w:r>
+      <w:proofErr w:type="spellEnd"/>
+      <w:r>
+        <w:rPr>
+          <w:lang w:val="ru-KZ"/>
+        </w:rPr>
+        <w:t xml:space="preserve"> </w:t>
+      </w:r>
+      <w:proofErr w:type="spellStart"/>
+      <w:r>
+        <w:rPr>
+          <w:lang w:val="ru-KZ"/>
+        </w:rPr>
+        <w:t>flights</w:t>
+      </w:r>
+      <w:proofErr w:type="spellEnd"/>
+      <w:r>
+        <w:rPr>
+          <w:lang w:val="ru-KZ"/>
+        </w:rPr>
+        <w:t xml:space="preserve">. AIRPORT </w:t>
+      </w:r>
+      <w:proofErr w:type="spellStart"/>
+      <w:r>
+        <w:rPr>
+          <w:lang w:val="ru-KZ"/>
+        </w:rPr>
+        <w:t>is</w:t>
+      </w:r>
+      <w:proofErr w:type="spellEnd"/>
+      <w:r>
+        <w:rPr>
+          <w:lang w:val="ru-KZ"/>
+        </w:rPr>
+        <w:t xml:space="preserve"> </w:t>
+      </w:r>
+      <w:proofErr w:type="spellStart"/>
+      <w:r>
+        <w:rPr>
+          <w:lang w:val="ru-KZ"/>
+        </w:rPr>
+        <w:t>also</w:t>
+      </w:r>
+      <w:proofErr w:type="spellEnd"/>
+      <w:r>
+        <w:rPr>
+          <w:lang w:val="ru-KZ"/>
+        </w:rPr>
+        <w:t xml:space="preserve"> </w:t>
+      </w:r>
+      <w:proofErr w:type="spellStart"/>
+      <w:r>
+        <w:rPr>
+          <w:lang w:val="ru-KZ"/>
+        </w:rPr>
+        <w:t>connected</w:t>
+      </w:r>
+      <w:proofErr w:type="spellEnd"/>
+      <w:r>
+        <w:rPr>
+          <w:lang w:val="ru-KZ"/>
+        </w:rPr>
+        <w:t xml:space="preserve"> </w:t>
+      </w:r>
+      <w:proofErr w:type="spellStart"/>
+      <w:r>
+        <w:rPr>
+          <w:lang w:val="ru-KZ"/>
+        </w:rPr>
+        <w:t>with</w:t>
+      </w:r>
+      <w:proofErr w:type="spellEnd"/>
+      <w:r>
+        <w:rPr>
+          <w:lang w:val="ru-KZ"/>
+        </w:rPr>
+        <w:t xml:space="preserve"> FLIGHT </w:t>
+      </w:r>
+      <w:proofErr w:type="spellStart"/>
+      <w:r>
+        <w:rPr>
+          <w:lang w:val="ru-KZ"/>
+        </w:rPr>
+        <w:t>because</w:t>
+      </w:r>
+      <w:proofErr w:type="spellEnd"/>
+      <w:r>
+        <w:rPr>
+          <w:lang w:val="ru-KZ"/>
+        </w:rPr>
+        <w:t xml:space="preserve"> </w:t>
+      </w:r>
+      <w:proofErr w:type="spellStart"/>
+      <w:r>
+        <w:rPr>
+          <w:lang w:val="ru-KZ"/>
+        </w:rPr>
+        <w:t>an</w:t>
+      </w:r>
+      <w:proofErr w:type="spellEnd"/>
+      <w:r>
+        <w:rPr>
+          <w:lang w:val="ru-KZ"/>
+        </w:rPr>
+        <w:t xml:space="preserve"> </w:t>
+      </w:r>
+      <w:proofErr w:type="spellStart"/>
+      <w:r>
+        <w:rPr>
+          <w:lang w:val="ru-KZ"/>
+        </w:rPr>
+        <w:t>airport</w:t>
+      </w:r>
+      <w:proofErr w:type="spellEnd"/>
+      <w:r>
+        <w:rPr>
+          <w:lang w:val="ru-KZ"/>
+        </w:rPr>
+        <w:t xml:space="preserve"> </w:t>
+      </w:r>
+      <w:proofErr w:type="spellStart"/>
+      <w:r>
+        <w:rPr>
+          <w:lang w:val="ru-KZ"/>
+        </w:rPr>
+        <w:t>can</w:t>
+      </w:r>
+      <w:proofErr w:type="spellEnd"/>
+      <w:r>
+        <w:rPr>
+          <w:lang w:val="ru-KZ"/>
+        </w:rPr>
+        <w:t xml:space="preserve"> </w:t>
+      </w:r>
+      <w:proofErr w:type="spellStart"/>
+      <w:r>
+        <w:rPr>
+          <w:lang w:val="ru-KZ"/>
+        </w:rPr>
+        <w:t>be</w:t>
+      </w:r>
+      <w:proofErr w:type="spellEnd"/>
+      <w:r>
+        <w:rPr>
+          <w:lang w:val="ru-KZ"/>
+        </w:rPr>
+        <w:t xml:space="preserve"> </w:t>
+      </w:r>
+      <w:proofErr w:type="spellStart"/>
+      <w:r>
+        <w:rPr>
+          <w:lang w:val="ru-KZ"/>
+        </w:rPr>
+        <w:t>used</w:t>
+      </w:r>
+      <w:proofErr w:type="spellEnd"/>
+      <w:r>
+        <w:rPr>
+          <w:lang w:val="ru-KZ"/>
+        </w:rPr>
+        <w:t xml:space="preserve"> </w:t>
+      </w:r>
+      <w:proofErr w:type="spellStart"/>
+      <w:r>
+        <w:rPr>
+          <w:lang w:val="ru-KZ"/>
+        </w:rPr>
+        <w:t>for</w:t>
+      </w:r>
+      <w:proofErr w:type="spellEnd"/>
+      <w:r>
+        <w:rPr>
+          <w:lang w:val="ru-KZ"/>
+        </w:rPr>
+        <w:t xml:space="preserve"> </w:t>
+      </w:r>
+      <w:proofErr w:type="spellStart"/>
+      <w:r>
+        <w:rPr>
+          <w:lang w:val="ru-KZ"/>
+        </w:rPr>
+        <w:t>many</w:t>
+      </w:r>
+      <w:proofErr w:type="spellEnd"/>
+      <w:r>
+        <w:rPr>
+          <w:lang w:val="ru-KZ"/>
+        </w:rPr>
+        <w:t xml:space="preserve"> </w:t>
+      </w:r>
+      <w:proofErr w:type="spellStart"/>
+      <w:r>
+        <w:rPr>
+          <w:lang w:val="ru-KZ"/>
+        </w:rPr>
+        <w:t>departure</w:t>
+      </w:r>
+      <w:proofErr w:type="spellEnd"/>
+      <w:r>
+        <w:rPr>
+          <w:lang w:val="ru-KZ"/>
+        </w:rPr>
+        <w:t xml:space="preserve"> </w:t>
+      </w:r>
+      <w:proofErr w:type="spellStart"/>
+      <w:r>
+        <w:rPr>
+          <w:lang w:val="ru-KZ"/>
+        </w:rPr>
+        <w:t>and</w:t>
+      </w:r>
+      <w:proofErr w:type="spellEnd"/>
+      <w:r>
+        <w:rPr>
+          <w:lang w:val="ru-KZ"/>
+        </w:rPr>
+        <w:t xml:space="preserve"> </w:t>
+      </w:r>
+      <w:proofErr w:type="spellStart"/>
+      <w:r>
+        <w:rPr>
+          <w:lang w:val="ru-KZ"/>
+        </w:rPr>
+        <w:t>arrival</w:t>
+      </w:r>
+      <w:proofErr w:type="spellEnd"/>
+      <w:r>
+        <w:rPr>
+          <w:lang w:val="ru-KZ"/>
+        </w:rPr>
+        <w:t xml:space="preserve"> </w:t>
+      </w:r>
+      <w:proofErr w:type="spellStart"/>
+      <w:r>
+        <w:rPr>
+          <w:lang w:val="ru-KZ"/>
+        </w:rPr>
+        <w:t>flights</w:t>
+      </w:r>
+      <w:proofErr w:type="spellEnd"/>
+      <w:r>
+        <w:rPr>
+          <w:lang w:val="ru-KZ"/>
+        </w:rPr>
+        <w:t>.</w:t>
+      </w:r>
+    </w:p>
+    <w:p>
+      <w:pPr>
+        <w:rPr>
+          <w:lang w:val="ru-KZ"/>
+        </w:rPr>
+      </w:pPr>
+      <w:r>
+        <w:rPr>
+          <w:lang w:val="ru-KZ"/>
+        </w:rPr>
+        <w:t xml:space="preserve">PASSENGER </w:t>
+      </w:r>
+      <w:proofErr w:type="spellStart"/>
+      <w:r>
+        <w:rPr>
+          <w:lang w:val="ru-KZ"/>
+        </w:rPr>
+        <w:t>is</w:t>
+      </w:r>
+      <w:proofErr w:type="spellEnd"/>
+      <w:r>
+        <w:rPr>
+          <w:lang w:val="ru-KZ"/>
+        </w:rPr>
+        <w:t xml:space="preserve"> </w:t>
+      </w:r>
+      <w:proofErr w:type="spellStart"/>
+      <w:r>
+        <w:rPr>
+          <w:lang w:val="ru-KZ"/>
+        </w:rPr>
+        <w:t>connected</w:t>
+      </w:r>
+      <w:proofErr w:type="spellEnd"/>
+      <w:r>
+        <w:rPr>
+          <w:lang w:val="ru-KZ"/>
+        </w:rPr>
+        <w:t xml:space="preserve"> </w:t>
+      </w:r>
+      <w:proofErr w:type="spellStart"/>
+      <w:r>
+        <w:rPr>
+          <w:lang w:val="ru-KZ"/>
+        </w:rPr>
+        <w:t>with</w:t>
+      </w:r>
+      <w:proofErr w:type="spellEnd"/>
+      <w:r>
+        <w:rPr>
+          <w:lang w:val="ru-KZ"/>
+        </w:rPr>
+        <w:t xml:space="preserve"> BOOKING </w:t>
+      </w:r>
+      <w:proofErr w:type="spellStart"/>
+      <w:r>
+        <w:rPr>
+          <w:lang w:val="ru-KZ"/>
+        </w:rPr>
+        <w:t>because</w:t>
+      </w:r>
+      <w:proofErr w:type="spellEnd"/>
+      <w:r>
+        <w:rPr>
+          <w:lang w:val="ru-KZ"/>
+        </w:rPr>
+        <w:t xml:space="preserve"> a </w:t>
+      </w:r>
+      <w:proofErr w:type="spellStart"/>
+      <w:r>
+        <w:rPr>
+          <w:lang w:val="ru-KZ"/>
+        </w:rPr>
+        <w:t>passenger</w:t>
+      </w:r>
+      <w:proofErr w:type="spellEnd"/>
+      <w:r>
+        <w:rPr>
+          <w:lang w:val="ru-KZ"/>
+        </w:rPr>
+        <w:t xml:space="preserve"> </w:t>
+      </w:r>
+      <w:proofErr w:type="spellStart"/>
+      <w:r>
+        <w:rPr>
+          <w:lang w:val="ru-KZ"/>
+        </w:rPr>
+        <w:t>can</w:t>
+      </w:r>
+      <w:proofErr w:type="spellEnd"/>
+      <w:r>
+        <w:rPr>
+          <w:lang w:val="ru-KZ"/>
+        </w:rPr>
+        <w:t xml:space="preserve"> </w:t>
+      </w:r>
+      <w:proofErr w:type="spellStart"/>
+      <w:r>
+        <w:rPr>
+          <w:lang w:val="ru-KZ"/>
+        </w:rPr>
+        <w:t>have</w:t>
+      </w:r>
+      <w:proofErr w:type="spellEnd"/>
+      <w:r>
+        <w:rPr>
+          <w:lang w:val="ru-KZ"/>
+        </w:rPr>
+        <w:t xml:space="preserve"> </w:t>
+      </w:r>
+      <w:proofErr w:type="spellStart"/>
+      <w:r>
+        <w:rPr>
+          <w:lang w:val="ru-KZ"/>
+        </w:rPr>
+        <w:t>bookings</w:t>
+      </w:r>
+      <w:proofErr w:type="spellEnd"/>
+      <w:r>
+        <w:rPr>
+          <w:lang w:val="ru-KZ"/>
+        </w:rPr>
+        <w:t xml:space="preserve">. BOOKING </w:t>
+      </w:r>
+      <w:proofErr w:type="spellStart"/>
+      <w:r>
+        <w:rPr>
+          <w:lang w:val="ru-KZ"/>
+        </w:rPr>
+        <w:t>is</w:t>
+      </w:r>
+      <w:proofErr w:type="spellEnd"/>
+      <w:r>
+        <w:rPr>
+          <w:lang w:val="ru-KZ"/>
+        </w:rPr>
+        <w:t xml:space="preserve"> </w:t>
+      </w:r>
+      <w:proofErr w:type="spellStart"/>
+      <w:r>
+        <w:rPr>
+          <w:lang w:val="ru-KZ"/>
+        </w:rPr>
+        <w:t>also</w:t>
+      </w:r>
+      <w:proofErr w:type="spellEnd"/>
+      <w:r>
+        <w:rPr>
+          <w:lang w:val="ru-KZ"/>
+        </w:rPr>
+        <w:t xml:space="preserve"> </w:t>
+      </w:r>
+      <w:proofErr w:type="spellStart"/>
+      <w:r>
+        <w:rPr>
+          <w:lang w:val="ru-KZ"/>
+        </w:rPr>
+        <w:t>connected</w:t>
+      </w:r>
+      <w:proofErr w:type="spellEnd"/>
+      <w:r>
+        <w:rPr>
+          <w:lang w:val="ru-KZ"/>
+        </w:rPr>
+        <w:t xml:space="preserve"> </w:t>
+      </w:r>
+      <w:proofErr w:type="spellStart"/>
+      <w:r>
+        <w:rPr>
+          <w:lang w:val="ru-KZ"/>
+        </w:rPr>
+        <w:t>with</w:t>
+      </w:r>
+      <w:proofErr w:type="spellEnd"/>
+      <w:r>
+        <w:rPr>
+          <w:lang w:val="ru-KZ"/>
+        </w:rPr>
+        <w:t xml:space="preserve"> FLIGHT </w:t>
+      </w:r>
+      <w:proofErr w:type="spellStart"/>
+      <w:r>
+        <w:rPr>
+          <w:lang w:val="ru-KZ"/>
+        </w:rPr>
+        <w:t>because</w:t>
+      </w:r>
+      <w:proofErr w:type="spellEnd"/>
+      <w:r>
+        <w:rPr>
+          <w:lang w:val="ru-KZ"/>
+        </w:rPr>
+        <w:t xml:space="preserve"> </w:t>
+      </w:r>
+      <w:proofErr w:type="spellStart"/>
+      <w:r>
+        <w:rPr>
+          <w:lang w:val="ru-KZ"/>
+        </w:rPr>
+        <w:t>each</w:t>
+      </w:r>
+      <w:proofErr w:type="spellEnd"/>
+      <w:r>
+        <w:rPr>
+          <w:lang w:val="ru-KZ"/>
+        </w:rPr>
+        <w:t xml:space="preserve"> </w:t>
+      </w:r>
+      <w:proofErr w:type="spellStart"/>
+      <w:r>
+        <w:rPr>
+          <w:lang w:val="ru-KZ"/>
+        </w:rPr>
+        <w:t>booking</w:t>
+      </w:r>
+      <w:proofErr w:type="spellEnd"/>
+      <w:r>
+        <w:rPr>
+          <w:lang w:val="ru-KZ"/>
+        </w:rPr>
+        <w:t xml:space="preserve"> </w:t>
+      </w:r>
+      <w:proofErr w:type="spellStart"/>
+      <w:r>
+        <w:rPr>
+          <w:lang w:val="ru-KZ"/>
+        </w:rPr>
+        <w:t>is</w:t>
+      </w:r>
+      <w:proofErr w:type="spellEnd"/>
+      <w:r>
+        <w:rPr>
+          <w:lang w:val="ru-KZ"/>
+        </w:rPr>
+        <w:t xml:space="preserve"> </w:t>
+      </w:r>
+      <w:proofErr w:type="spellStart"/>
+      <w:r>
+        <w:rPr>
+          <w:lang w:val="ru-KZ"/>
+        </w:rPr>
+        <w:t>related</w:t>
+      </w:r>
+      <w:proofErr w:type="spellEnd"/>
+      <w:r>
+        <w:rPr>
+          <w:lang w:val="ru-KZ"/>
+        </w:rPr>
+        <w:t xml:space="preserve"> </w:t>
+      </w:r>
+      <w:proofErr w:type="spellStart"/>
+      <w:r>
+        <w:rPr>
+          <w:lang w:val="ru-KZ"/>
+        </w:rPr>
+        <w:t>to</w:t>
+      </w:r>
+      <w:proofErr w:type="spellEnd"/>
+      <w:r>
+        <w:rPr>
+          <w:lang w:val="ru-KZ"/>
+        </w:rPr>
+        <w:t xml:space="preserve"> a </w:t>
+      </w:r>
+      <w:proofErr w:type="spellStart"/>
+      <w:r>
+        <w:rPr>
+          <w:lang w:val="ru-KZ"/>
+        </w:rPr>
+        <w:t>flight</w:t>
+      </w:r>
+      <w:proofErr w:type="spellEnd"/>
+      <w:r>
+        <w:rPr>
+          <w:lang w:val="ru-KZ"/>
+        </w:rPr>
+        <w:t>.</w:t>
+      </w:r>
+    </w:p>
+    <w:p>
+      <w:pPr>
+        <w:rPr>
+          <w:lang w:val="ru-KZ"/>
+        </w:rPr>
+      </w:pPr>
+      <w:r>
+        <w:rPr>
+          <w:lang w:val="ru-KZ"/>
+        </w:rPr>
+        <w:t xml:space="preserve">BOOKING </w:t>
+      </w:r>
+      <w:proofErr w:type="spellStart"/>
+      <w:r>
+        <w:rPr>
+          <w:lang w:val="ru-KZ"/>
+        </w:rPr>
+        <w:t>is</w:t>
+      </w:r>
+      <w:proofErr w:type="spellEnd"/>
+      <w:r>
+        <w:rPr>
+          <w:lang w:val="ru-KZ"/>
+        </w:rPr>
+        <w:t xml:space="preserve"> </w:t>
+      </w:r>
+      <w:proofErr w:type="spellStart"/>
+      <w:r>
+        <w:rPr>
+          <w:lang w:val="ru-KZ"/>
+        </w:rPr>
+        <w:t>connected</w:t>
+      </w:r>
+      <w:proofErr w:type="spellEnd"/>
+      <w:r>
+        <w:rPr>
+          <w:lang w:val="ru-KZ"/>
+        </w:rPr>
+        <w:t xml:space="preserve"> </w:t>
+      </w:r>
+      <w:proofErr w:type="spellStart"/>
+      <w:r>
+        <w:rPr>
+          <w:lang w:val="ru-KZ"/>
+        </w:rPr>
+        <w:t>with</w:t>
+      </w:r>
+      <w:proofErr w:type="spellEnd"/>
+      <w:r>
+        <w:rPr>
+          <w:lang w:val="ru-KZ"/>
+        </w:rPr>
+        <w:t xml:space="preserve"> BOOKING_CHANGE, BOARDING_PASS </w:t>
+      </w:r>
+      <w:proofErr w:type="spellStart"/>
+      <w:r>
+        <w:rPr>
+          <w:lang w:val="ru-KZ"/>
+        </w:rPr>
+        <w:t>and</w:t>
+      </w:r>
+      <w:proofErr w:type="spellEnd"/>
+      <w:r>
+        <w:rPr>
+          <w:lang w:val="ru-KZ"/>
+        </w:rPr>
+        <w:t xml:space="preserve"> BAGGAGE. BAGGAGE </w:t>
+      </w:r>
+      <w:proofErr w:type="spellStart"/>
+      <w:r>
+        <w:rPr>
+          <w:lang w:val="ru-KZ"/>
+        </w:rPr>
+        <w:t>is</w:t>
+      </w:r>
+      <w:proofErr w:type="spellEnd"/>
+      <w:r>
+        <w:rPr>
+          <w:lang w:val="ru-KZ"/>
+        </w:rPr>
+        <w:t xml:space="preserve"> </w:t>
+      </w:r>
+      <w:proofErr w:type="spellStart"/>
+      <w:r>
+        <w:rPr>
+          <w:lang w:val="ru-KZ"/>
+        </w:rPr>
+        <w:t>connected</w:t>
+      </w:r>
+      <w:proofErr w:type="spellEnd"/>
+      <w:r>
+        <w:rPr>
+          <w:lang w:val="ru-KZ"/>
+        </w:rPr>
+        <w:t xml:space="preserve"> </w:t>
+      </w:r>
+      <w:proofErr w:type="spellStart"/>
+      <w:r>
+        <w:rPr>
+          <w:lang w:val="ru-KZ"/>
+        </w:rPr>
+        <w:t>with</w:t>
+      </w:r>
+      <w:proofErr w:type="spellEnd"/>
+      <w:r>
+        <w:rPr>
+          <w:lang w:val="ru-KZ"/>
+        </w:rPr>
+        <w:t xml:space="preserve"> BAGGAGE_CHECK, </w:t>
+      </w:r>
+      <w:proofErr w:type="spellStart"/>
+      <w:r>
+        <w:rPr>
+          <w:lang w:val="ru-KZ"/>
+        </w:rPr>
+        <w:t>while</w:t>
+      </w:r>
+      <w:proofErr w:type="spellEnd"/>
+      <w:r>
+        <w:rPr>
+          <w:lang w:val="ru-KZ"/>
+        </w:rPr>
+        <w:t xml:space="preserve"> PASSENGER </w:t>
+      </w:r>
+      <w:proofErr w:type="spellStart"/>
+      <w:r>
+        <w:rPr>
+          <w:lang w:val="ru-KZ"/>
+        </w:rPr>
+        <w:t>is</w:t>
+      </w:r>
+      <w:proofErr w:type="spellEnd"/>
+      <w:r>
+        <w:rPr>
+          <w:lang w:val="ru-KZ"/>
+        </w:rPr>
+        <w:t xml:space="preserve"> </w:t>
+      </w:r>
+      <w:proofErr w:type="spellStart"/>
+      <w:r>
+        <w:rPr>
+          <w:lang w:val="ru-KZ"/>
+        </w:rPr>
+        <w:t>connected</w:t>
+      </w:r>
+      <w:proofErr w:type="spellEnd"/>
+      <w:r>
+        <w:rPr>
+          <w:lang w:val="ru-KZ"/>
+        </w:rPr>
+        <w:t xml:space="preserve"> </w:t>
+      </w:r>
+      <w:proofErr w:type="spellStart"/>
+      <w:r>
+        <w:rPr>
+          <w:lang w:val="ru-KZ"/>
+        </w:rPr>
+        <w:t>with</w:t>
+      </w:r>
+      <w:proofErr w:type="spellEnd"/>
+      <w:r>
+        <w:rPr>
+          <w:lang w:val="ru-KZ"/>
+        </w:rPr>
+        <w:t xml:space="preserve"> SECURITY_CHECK.</w:t>
+      </w:r>
+    </w:p>
+    <w:p>
+      <w:pPr>
+        <w:rPr>
+          <w:lang w:val="ru-KZ"/>
+        </w:rPr>
+      </w:pPr>
+      <w:r>
+        <w:rPr>
+          <w:lang w:val="ru-KZ"/>
+        </w:rPr>
+        <w:t xml:space="preserve">The ER </w:t>
+      </w:r>
+      <w:proofErr w:type="spellStart"/>
+      <w:r>
+        <w:rPr>
+          <w:lang w:val="ru-KZ"/>
+        </w:rPr>
+        <w:t>diagram</w:t>
+      </w:r>
+      <w:proofErr w:type="spellEnd"/>
+      <w:r>
+        <w:rPr>
+          <w:lang w:val="ru-KZ"/>
+        </w:rPr>
+        <w:t xml:space="preserve"> </w:t>
+      </w:r>
+      <w:proofErr w:type="spellStart"/>
+      <w:r>
+        <w:rPr>
+          <w:lang w:val="ru-KZ"/>
+        </w:rPr>
+        <w:t>shows</w:t>
+      </w:r>
+      <w:proofErr w:type="spellEnd"/>
+      <w:r>
+        <w:rPr>
+          <w:lang w:val="ru-KZ"/>
+        </w:rPr>
+        <w:t xml:space="preserve"> </w:t>
+      </w:r>
+      <w:proofErr w:type="spellStart"/>
+      <w:r>
+        <w:rPr>
+          <w:lang w:val="ru-KZ"/>
+        </w:rPr>
+        <w:t>how</w:t>
+      </w:r>
+      <w:proofErr w:type="spellEnd"/>
+      <w:r>
+        <w:rPr>
+          <w:lang w:val="ru-KZ"/>
+        </w:rPr>
+        <w:t xml:space="preserve"> </w:t>
+      </w:r>
+      <w:proofErr w:type="spellStart"/>
+      <w:r>
+        <w:rPr>
+          <w:lang w:val="ru-KZ"/>
+        </w:rPr>
+        <w:t>the</w:t>
+      </w:r>
+      <w:proofErr w:type="spellEnd"/>
+      <w:r>
+        <w:rPr>
+          <w:lang w:val="ru-KZ"/>
+        </w:rPr>
+        <w:t xml:space="preserve"> </w:t>
+      </w:r>
+      <w:proofErr w:type="spellStart"/>
+      <w:r>
+        <w:rPr>
+          <w:lang w:val="ru-KZ"/>
+        </w:rPr>
+        <w:t>entities</w:t>
+      </w:r>
+      <w:proofErr w:type="spellEnd"/>
+      <w:r>
+        <w:rPr>
+          <w:lang w:val="ru-KZ"/>
+        </w:rPr>
+        <w:t xml:space="preserve"> </w:t>
+      </w:r>
+      <w:proofErr w:type="spellStart"/>
+      <w:r>
+        <w:rPr>
+          <w:lang w:val="ru-KZ"/>
+        </w:rPr>
+        <w:t>are</w:t>
+      </w:r>
+      <w:proofErr w:type="spellEnd"/>
+      <w:r>
+        <w:rPr>
+          <w:lang w:val="ru-KZ"/>
+        </w:rPr>
+        <w:t xml:space="preserve"> </w:t>
+      </w:r>
+      <w:proofErr w:type="spellStart"/>
+      <w:r>
+        <w:rPr>
+          <w:lang w:val="ru-KZ"/>
+        </w:rPr>
+        <w:t>connected</w:t>
+      </w:r>
+      <w:proofErr w:type="spellEnd"/>
+      <w:r>
+        <w:rPr>
+          <w:lang w:val="ru-KZ"/>
+        </w:rPr>
+        <w:t xml:space="preserve"> </w:t>
+      </w:r>
+      <w:proofErr w:type="spellStart"/>
+      <w:r>
+        <w:rPr>
+          <w:lang w:val="ru-KZ"/>
+        </w:rPr>
+        <w:t>and</w:t>
+      </w:r>
+      <w:proofErr w:type="spellEnd"/>
+      <w:r>
+        <w:rPr>
+          <w:lang w:val="ru-KZ"/>
+        </w:rPr>
+        <w:t xml:space="preserve"> </w:t>
+      </w:r>
+      <w:proofErr w:type="spellStart"/>
+      <w:r>
+        <w:rPr>
+          <w:lang w:val="ru-KZ"/>
+        </w:rPr>
+        <w:t>helps</w:t>
+      </w:r>
+      <w:proofErr w:type="spellEnd"/>
+      <w:r>
+        <w:rPr>
+          <w:lang w:val="ru-KZ"/>
+        </w:rPr>
+        <w:t xml:space="preserve"> </w:t>
+      </w:r>
+      <w:proofErr w:type="spellStart"/>
+      <w:r>
+        <w:rPr>
+          <w:lang w:val="ru-KZ"/>
+        </w:rPr>
+        <w:t>organize</w:t>
+      </w:r>
+      <w:proofErr w:type="spellEnd"/>
+      <w:r>
+        <w:rPr>
+          <w:lang w:val="ru-KZ"/>
+        </w:rPr>
+        <w:t xml:space="preserve"> </w:t>
+      </w:r>
+      <w:proofErr w:type="spellStart"/>
+      <w:r>
+        <w:rPr>
+          <w:lang w:val="ru-KZ"/>
+        </w:rPr>
+        <w:t>airport</w:t>
+      </w:r>
+      <w:proofErr w:type="spellEnd"/>
+      <w:r>
+        <w:rPr>
+          <w:lang w:val="ru-KZ"/>
+        </w:rPr>
+        <w:t xml:space="preserve"> </w:t>
+      </w:r>
+      <w:proofErr w:type="spellStart"/>
+      <w:r>
+        <w:rPr>
+          <w:lang w:val="ru-KZ"/>
+        </w:rPr>
+        <w:t>operations</w:t>
+      </w:r>
+      <w:proofErr w:type="spellEnd"/>
+      <w:r>
+        <w:rPr>
+          <w:lang w:val="ru-KZ"/>
+        </w:rPr>
+        <w:t xml:space="preserve">, </w:t>
+      </w:r>
+      <w:proofErr w:type="spellStart"/>
+      <w:r>
+        <w:rPr>
+          <w:lang w:val="ru-KZ"/>
+        </w:rPr>
+        <w:t>flight</w:t>
+      </w:r>
+      <w:proofErr w:type="spellEnd"/>
+      <w:r>
+        <w:rPr>
+          <w:lang w:val="ru-KZ"/>
+        </w:rPr>
+        <w:t xml:space="preserve"> </w:t>
+      </w:r>
+      <w:proofErr w:type="spellStart"/>
+      <w:r>
+        <w:rPr>
+          <w:lang w:val="ru-KZ"/>
+        </w:rPr>
+        <w:t>information</w:t>
+      </w:r>
+      <w:proofErr w:type="spellEnd"/>
+      <w:r>
+        <w:rPr>
+          <w:lang w:val="ru-KZ"/>
+        </w:rPr>
+        <w:t xml:space="preserve"> </w:t>
+      </w:r>
+      <w:proofErr w:type="spellStart"/>
+      <w:r>
+        <w:rPr>
+          <w:lang w:val="ru-KZ"/>
+        </w:rPr>
+        <w:t>and</w:t>
+      </w:r>
+      <w:proofErr w:type="spellEnd"/>
+      <w:r>
+        <w:rPr>
+          <w:lang w:val="ru-KZ"/>
+        </w:rPr>
+        <w:t xml:space="preserve"> </w:t>
+      </w:r>
+      <w:proofErr w:type="spellStart"/>
+      <w:r>
+        <w:rPr>
+          <w:lang w:val="ru-KZ"/>
+        </w:rPr>
+        <w:t>passenger</w:t>
+      </w:r>
+      <w:proofErr w:type="spellEnd"/>
+      <w:r>
+        <w:rPr>
+          <w:lang w:val="ru-KZ"/>
+        </w:rPr>
+        <w:t xml:space="preserve"> </w:t>
+      </w:r>
+      <w:proofErr w:type="spellStart"/>
+      <w:r>
+        <w:rPr>
+          <w:lang w:val="ru-KZ"/>
+        </w:rPr>
+        <w:t>bookings</w:t>
+      </w:r>
+      <w:proofErr w:type="spellEnd"/>
+      <w:r>
+        <w:rPr>
+          <w:lang w:val="ru-KZ"/>
+        </w:rPr>
+        <w:t xml:space="preserve"> </w:t>
+      </w:r>
+      <w:proofErr w:type="spellStart"/>
+      <w:r>
+        <w:rPr>
+          <w:lang w:val="ru-KZ"/>
+        </w:rPr>
+        <w:t>in</w:t>
+      </w:r>
+      <w:proofErr w:type="spellEnd"/>
+      <w:r>
+        <w:rPr>
+          <w:lang w:val="ru-KZ"/>
+        </w:rPr>
+        <w:t xml:space="preserve"> a </w:t>
+      </w:r>
+      <w:proofErr w:type="spellStart"/>
+      <w:r>
+        <w:rPr>
+          <w:lang w:val="ru-KZ"/>
+        </w:rPr>
+        <w:t>structured</w:t>
+      </w:r>
+      <w:proofErr w:type="spellEnd"/>
+      <w:r>
+        <w:rPr>
+          <w:lang w:val="ru-KZ"/>
+        </w:rPr>
+        <w:t xml:space="preserve"> </w:t>
+      </w:r>
+      <w:proofErr w:type="spellStart"/>
+      <w:r>
+        <w:rPr>
+          <w:lang w:val="ru-KZ"/>
+        </w:rPr>
+        <w:t>database</w:t>
+      </w:r>
+      <w:proofErr w:type="spellEnd"/>
+      <w:r>
+        <w:rPr>
+          <w:lang w:val="ru-KZ"/>
+        </w:rPr>
+        <w:t>.</w:t>
+      </w:r>
+    </w:p>
+    <w:p>
+      <w:r>
+        <w:lastRenderedPageBreak/>
         <w:drawing>
-          <wp:inline distT="0" distB="0" distL="0" distR="0" wp14:anchorId="49315272" wp14:editId="03C82635">
-            <wp:extent cx="5940425" cy="3949065"/>
+          <wp:inline distT="0" distB="0" distL="0" distR="0" wp14:anchorId="13380490" wp14:editId="5A0CFA09">
+            <wp:extent cx="5940425" cy="4781550"/>
             <wp:effectExtent l="0" t="0" r="3175" b="0"/>
-            <wp:docPr id="1590186879" name="Рисунок 1"/>
+            <wp:docPr id="944510239" name="Рисунок 1"/>
             <wp:cNvGraphicFramePr>
               <a:graphicFrameLocks xmlns:a="http://schemas.openxmlformats.org/drawingml/2006/main" noChangeAspect="1"/>
             </wp:cNvGraphicFramePr>
@@ -16,7 +1926,7 @@
               <a:graphicData uri="http://schemas.openxmlformats.org/drawingml/2006/picture">
                 <pic:pic xmlns:pic="http://schemas.openxmlformats.org/drawingml/2006/picture">
                   <pic:nvPicPr>
-                    <pic:cNvPr id="1590186879" name=""/>
+                    <pic:cNvPr id="944510239" name=""/>
                     <pic:cNvPicPr/>
                   </pic:nvPicPr>
                   <pic:blipFill>
@@ -28,7 +1938,7 @@
                   <pic:spPr>
                     <a:xfrm>
                       <a:off x="0" y="0"/>
-                      <a:ext cx="5940425" cy="3949065"/>
+                      <a:ext cx="5940425" cy="4781550"/>
                     </a:xfrm>
                     <a:prstGeom prst="rect">
                       <a:avLst/>
@@ -654,7 +2564,6 @@
   <w:style w:type="character" w:default="1" w:styleId="a0">
     <w:name w:val="Default Paragraph Font"/>
     <w:uiPriority w:val="1"/>
-    <w:semiHidden/>
     <w:unhideWhenUsed/>
   </w:style>
   <w:style w:type="table" w:default="1" w:styleId="a1">
@@ -1267,6 +3176,23 @@
 </file>
 
 <file path=customXml/item1.xml><?xml version="1.0" encoding="utf-8"?>
+<p:properties xmlns:p="http://schemas.microsoft.com/office/2006/metadata/properties" xmlns:xsi="http://www.w3.org/2001/XMLSchema-instance" xmlns:pc="http://schemas.microsoft.com/office/infopath/2007/PartnerControls">
+  <documentManagement>
+    <_activity xmlns="896679a1-af02-4178-91ac-9f9f4367dbd4" xsi:nil="true"/>
+  </documentManagement>
+</p:properties>
+</file>
+
+<file path=customXml/item2.xml><?xml version="1.0" encoding="utf-8"?>
+<?mso-contentType ?>
+<FormTemplates xmlns="http://schemas.microsoft.com/sharepoint/v3/contenttype/forms">
+  <Display>DocumentLibraryForm</Display>
+  <Edit>DocumentLibraryForm</Edit>
+  <New>DocumentLibraryForm</New>
+</FormTemplates>
+</file>
+
+<file path=customXml/item3.xml><?xml version="1.0" encoding="utf-8"?>
 <ct:contentTypeSchema xmlns:ct="http://schemas.microsoft.com/office/2006/metadata/contentType" xmlns:ma="http://schemas.microsoft.com/office/2006/metadata/properties/metaAttributes" ct:_="" ma:_="" ma:contentTypeName="Документ" ma:contentTypeID="0x010100B063E3B7FF414E48A0C48E54CE6D98AB" ma:contentTypeVersion="9" ma:contentTypeDescription="Создание документа." ma:contentTypeScope="" ma:versionID="50e373fda57978a515125b9622cdf002">
   <xsd:schema xmlns:xsd="http://www.w3.org/2001/XMLSchema" xmlns:xs="http://www.w3.org/2001/XMLSchema" xmlns:p="http://schemas.microsoft.com/office/2006/metadata/properties" xmlns:ns3="896679a1-af02-4178-91ac-9f9f4367dbd4" targetNamespace="http://schemas.microsoft.com/office/2006/metadata/properties" ma:root="true" ma:fieldsID="3708507a6bf7c63e2ee2ffbd15d723ee" ns3:_="">
     <xsd:import namespace="896679a1-af02-4178-91ac-9f9f4367dbd4"/>
@@ -1440,24 +3366,31 @@
 </ct:contentTypeSchema>
 </file>
 
-<file path=customXml/item2.xml><?xml version="1.0" encoding="utf-8"?>
-<?mso-contentType ?>
-<FormTemplates xmlns="http://schemas.microsoft.com/sharepoint/v3/contenttype/forms">
-  <Display>DocumentLibraryForm</Display>
-  <Edit>DocumentLibraryForm</Edit>
-  <New>DocumentLibraryForm</New>
-</FormTemplates>
+<file path=customXml/itemProps1.xml><?xml version="1.0" encoding="utf-8"?>
+<ds:datastoreItem xmlns:ds="http://schemas.openxmlformats.org/officeDocument/2006/customXml" ds:itemID="{EA25218B-6828-40D8-88BE-28701238F34D}">
+  <ds:schemaRefs>
+    <ds:schemaRef ds:uri="http://purl.org/dc/dcmitype/"/>
+    <ds:schemaRef ds:uri="http://schemas.microsoft.com/office/2006/metadata/properties"/>
+    <ds:schemaRef ds:uri="http://www.w3.org/XML/1998/namespace"/>
+    <ds:schemaRef ds:uri="http://schemas.microsoft.com/office/2006/documentManagement/types"/>
+    <ds:schemaRef ds:uri="http://purl.org/dc/elements/1.1/"/>
+    <ds:schemaRef ds:uri="http://purl.org/dc/terms/"/>
+    <ds:schemaRef ds:uri="http://schemas.microsoft.com/office/infopath/2007/PartnerControls"/>
+    <ds:schemaRef ds:uri="http://schemas.openxmlformats.org/package/2006/metadata/core-properties"/>
+    <ds:schemaRef ds:uri="896679a1-af02-4178-91ac-9f9f4367dbd4"/>
+  </ds:schemaRefs>
+</ds:datastoreItem>
 </file>
 
-<file path=customXml/item3.xml><?xml version="1.0" encoding="utf-8"?>
-<p:properties xmlns:p="http://schemas.microsoft.com/office/2006/metadata/properties" xmlns:xsi="http://www.w3.org/2001/XMLSchema-instance" xmlns:pc="http://schemas.microsoft.com/office/infopath/2007/PartnerControls">
-  <documentManagement>
-    <_activity xmlns="896679a1-af02-4178-91ac-9f9f4367dbd4" xsi:nil="true"/>
-  </documentManagement>
-</p:properties>
+<file path=customXml/itemProps2.xml><?xml version="1.0" encoding="utf-8"?>
+<ds:datastoreItem xmlns:ds="http://schemas.openxmlformats.org/officeDocument/2006/customXml" ds:itemID="{F4449513-5345-439A-A7A3-AC6E674CA9C8}">
+  <ds:schemaRefs>
+    <ds:schemaRef ds:uri="http://schemas.microsoft.com/sharepoint/v3/contenttype/forms"/>
+  </ds:schemaRefs>
+</ds:datastoreItem>
 </file>
 
-<file path=customXml/itemProps1.xml><?xml version="1.0" encoding="utf-8"?>
+<file path=customXml/itemProps3.xml><?xml version="1.0" encoding="utf-8"?>
 <ds:datastoreItem xmlns:ds="http://schemas.openxmlformats.org/officeDocument/2006/customXml" ds:itemID="{CE2D87E0-6A0F-4742-AAEB-32AD0CE228D4}">
   <ds:schemaRefs>
     <ds:schemaRef ds:uri="http://schemas.microsoft.com/office/2006/metadata/contentType"/>
@@ -1473,28 +3406,4 @@
     <ds:schemaRef ds:uri="http://schemas.microsoft.com/internal/obd"/>
   </ds:schemaRefs>
 </ds:datastoreItem>
-</file>
-
-<file path=customXml/itemProps2.xml><?xml version="1.0" encoding="utf-8"?>
-<ds:datastoreItem xmlns:ds="http://schemas.openxmlformats.org/officeDocument/2006/customXml" ds:itemID="{F4449513-5345-439A-A7A3-AC6E674CA9C8}">
-  <ds:schemaRefs>
-    <ds:schemaRef ds:uri="http://schemas.microsoft.com/sharepoint/v3/contenttype/forms"/>
-  </ds:schemaRefs>
-</ds:datastoreItem>
-</file>
-
-<file path=customXml/itemProps3.xml><?xml version="1.0" encoding="utf-8"?>
-<ds:datastoreItem xmlns:ds="http://schemas.openxmlformats.org/officeDocument/2006/customXml" ds:itemID="{EA25218B-6828-40D8-88BE-28701238F34D}">
-  <ds:schemaRefs>
-    <ds:schemaRef ds:uri="http://purl.org/dc/dcmitype/"/>
-    <ds:schemaRef ds:uri="http://schemas.microsoft.com/office/2006/metadata/properties"/>
-    <ds:schemaRef ds:uri="http://www.w3.org/XML/1998/namespace"/>
-    <ds:schemaRef ds:uri="http://schemas.microsoft.com/office/2006/documentManagement/types"/>
-    <ds:schemaRef ds:uri="http://purl.org/dc/elements/1.1/"/>
-    <ds:schemaRef ds:uri="http://purl.org/dc/terms/"/>
-    <ds:schemaRef ds:uri="http://schemas.microsoft.com/office/infopath/2007/PartnerControls"/>
-    <ds:schemaRef ds:uri="http://schemas.openxmlformats.org/package/2006/metadata/core-properties"/>
-    <ds:schemaRef ds:uri="896679a1-af02-4178-91ac-9f9f4367dbd4"/>
-  </ds:schemaRefs>
-</ds:datastoreItem>
 </file>